--- a/Java Project Report - fair.docx
+++ b/Java Project Report - fair.docx
@@ -6761,15 +6761,7 @@
                               <w:color w:val="000000"/>
                               <w:sz w:val="26"/>
                             </w:rPr>
-                            <w:t xml:space="preserve"> </w:t>
-                          </w:r>
-                          <w:r>
-                            <w:rPr>
-                              <w:rFonts w:eastAsia="Times New Roman" w:cs="Times New Roman"/>
-                              <w:color w:val="000000"/>
-                              <w:sz w:val="26"/>
-                            </w:rPr>
-                            <w:t>PAGE  \* roman iii</w:t>
+                            <w:t xml:space="preserve"> PAGE  \* roman iii</w:t>
                           </w:r>
                         </w:p>
                         <w:p>
@@ -6811,15 +6803,7 @@
                         <w:color w:val="000000"/>
                         <w:sz w:val="26"/>
                       </w:rPr>
-                      <w:t xml:space="preserve"> </w:t>
-                    </w:r>
-                    <w:r>
-                      <w:rPr>
-                        <w:rFonts w:eastAsia="Times New Roman" w:cs="Times New Roman"/>
-                        <w:color w:val="000000"/>
-                        <w:sz w:val="26"/>
-                      </w:rPr>
-                      <w:t>PAGE  \* roman iii</w:t>
+                      <w:t xml:space="preserve"> PAGE  \* roman iii</w:t>
                     </w:r>
                   </w:p>
                   <w:p>
